--- a/www/content/abdomen-pelvis/Portocaval anastomoses.docx
+++ b/www/content/abdomen-pelvis/Portocaval anastomoses.docx
@@ -58,10 +58,7 @@
         <w:t>[HTML]</w:t>
       </w:r>
       <w:r>
-        <w:t xml:space="preserve"> </w:t>
-      </w:r>
-      <w:r>
-        <w:t>portal vein formation from vivus.html</w:t>
+        <w:t xml:space="preserve"> portal vein formation from vivus.html</w:t>
       </w:r>
       <w:r>
         <w:t>[/HTML]</w:t>
@@ -151,10 +148,7 @@
         <w:t>[CLINICAL]</w:t>
       </w:r>
       <w:r>
-        <w:t xml:space="preserve"> </w:t>
-      </w:r>
-      <w:r>
-        <w:t>Portal hypertension</w:t>
+        <w:t xml:space="preserve"> Portal hypertension</w:t>
       </w:r>
       <w:r>
         <w:t xml:space="preserve">: </w:t>
@@ -169,31 +163,13 @@
         <w:t>[TIP]</w:t>
       </w:r>
       <w:r>
-        <w:t xml:space="preserve"> </w:t>
-      </w:r>
-      <w:r>
-        <w:t>Pressures</w:t>
+        <w:t xml:space="preserve"> Pressures</w:t>
       </w:r>
       <w:r>
         <w:t xml:space="preserve">: </w:t>
       </w:r>
       <w:r>
-        <w:t xml:space="preserve">Normal </w:t>
-      </w:r>
-      <w:proofErr w:type="gramStart"/>
-      <w:r>
-        <w:t>pressure :</w:t>
-      </w:r>
-      <w:proofErr w:type="gramEnd"/>
-      <w:r>
-        <w:t xml:space="preserve"> 1-4 mmHg. Below 6 mmHg</w:t>
-      </w:r>
-    </w:p>
-    <w:p>
-      <w:r>
-        <w:pict w14:anchorId="3191C9D7">
-          <v:rect id="_x0000_i1033" style="width:0;height:1.5pt" o:hralign="center" o:hrstd="t" o:hr="t" fillcolor="#a0a0a0" stroked="f"/>
-        </w:pict>
+        <w:t>Normal pressure : 1-4 mmHg. Below 6 mmHg</w:t>
       </w:r>
     </w:p>
     <w:p>
@@ -211,27 +187,22 @@
     </w:p>
     <w:p>
       <w:r>
-        <w:t xml:space="preserve">Within the liver </w:t>
-      </w:r>
-    </w:p>
-    <w:p>
+        <w:t>Within the liver</w:t>
+      </w:r>
+      <w:r>
+        <w:t xml:space="preserve">: </w:t>
+      </w:r>
       <w:r>
         <w:t>Liver cirrhosis</w:t>
       </w:r>
     </w:p>
     <w:p>
       <w:r>
-        <w:pict w14:anchorId="32A44FCC">
-          <v:rect id="_x0000_i1041" style="width:0;height:1.5pt" o:hralign="center" o:hrstd="t" o:hr="t" fillcolor="#a0a0a0" stroked="f"/>
-        </w:pict>
-      </w:r>
-    </w:p>
-    <w:p>
-      <w:r>
         <w:t>Outside the liver</w:t>
       </w:r>
-    </w:p>
-    <w:p>
+      <w:r>
+        <w:t xml:space="preserve">: </w:t>
+      </w:r>
       <w:r>
         <w:t>Structural changes in portal vein and obstruction</w:t>
       </w:r>
@@ -274,62 +245,33 @@
     </w:p>
     <w:p>
       <w:r>
-        <w:pict w14:anchorId="35CDDBEF">
-          <v:rect id="_x0000_i1067" style="width:0;height:1.5pt" o:hralign="center" o:hrstd="t" o:hr="t" fillcolor="#a0a0a0" stroked="f"/>
-        </w:pict>
-      </w:r>
-    </w:p>
-    <w:p>
-      <w:r>
         <w:t>Estimate of the pressure gradient between the portal vein and the inferior vena cava</w:t>
       </w:r>
     </w:p>
     <w:p>
       <w:r>
-        <w:pict w14:anchorId="357B2AD4">
-          <v:rect id="_x0000_i1068" style="width:0;height:1.5pt" o:hralign="center" o:hrstd="t" o:hr="t" fillcolor="#a0a0a0" stroked="f"/>
-        </w:pict>
-      </w:r>
-    </w:p>
-    <w:p>
-      <w:r>
         <w:t>An HVPG of ≥5 mmHg defines portal hypertension</w:t>
       </w:r>
     </w:p>
     <w:p>
       <w:r>
-        <w:pict w14:anchorId="5126DA09">
-          <v:rect id="_x0000_i1069" style="width:0;height:1.5pt" o:hralign="center" o:hrstd="t" o:hr="t" fillcolor="#a0a0a0" stroked="f"/>
-        </w:pict>
-      </w:r>
-    </w:p>
-    <w:p>
-      <w:r>
         <w:t>Measurement exceeds 10 mmHg it is called clinically significant portal hypertension</w:t>
       </w:r>
     </w:p>
     <w:p>
       <w:r>
-        <w:pict w14:anchorId="5A876EFF">
-          <v:rect id="_x0000_i1070" style="width:0;height:1.5pt" o:hralign="center" o:hrstd="t" o:hr="t" fillcolor="#a0a0a0" stroked="f"/>
-        </w:pict>
-      </w:r>
-    </w:p>
-    <w:p>
+        <w:t>[TIP]</w:t>
+      </w:r>
       <w:r>
         <w:t>Above 12 mm Hg, variceal haemorrhaging may occur</w:t>
       </w:r>
     </w:p>
-    <w:p/>
     <w:p>
       <w:r>
         <w:t>[HTML]</w:t>
       </w:r>
       <w:r>
-        <w:t xml:space="preserve"> </w:t>
-      </w:r>
-      <w:r>
-        <w:t>portal hypertension.html</w:t>
+        <w:t xml:space="preserve"> portal hypertension.html</w:t>
       </w:r>
       <w:r>
         <w:t>[/HTML]</w:t>
@@ -339,19 +281,235 @@
     <w:p/>
     <w:p>
       <w:r>
-        <w:rPr>
-          <w:b/>
-          <w:bCs/>
-          <w:i/>
-          <w:iCs/>
-        </w:rPr>
+        <w:t>____</w:t>
+      </w:r>
+      <w:r>
+        <w:t>MCQ_START</w:t>
+      </w:r>
+      <w:r>
+        <w:t>____</w:t>
+      </w:r>
+    </w:p>
+    <w:p>
+      <w:r>
+        <w:t>Q1. Portocaval anastomosis refers to:</w:t>
+      </w:r>
+      <w:r>
+        <w:br/>
+        <w:t>A. Communication between hepatic veins and inferior vena cava</w:t>
+      </w:r>
+      <w:r>
+        <w:br/>
+        <w:t>B. Communication between portal vein and hepatic artery</w:t>
+      </w:r>
+      <w:r>
+        <w:br/>
+        <w:t>C. Communication between portal venous system and systemic (somatic) veins[CORRECT]</w:t>
+      </w:r>
+      <w:r>
+        <w:br/>
+        <w:t>D. Union of splenic and superior mesenteric veins</w:t>
+      </w:r>
+    </w:p>
+    <w:p>
+      <w:r>
+        <w:t>_____</w:t>
+      </w:r>
+    </w:p>
+    <w:p>
+      <w:r>
+        <w:t>Q2. The primary purpose of portocaval anastomoses is to:</w:t>
+      </w:r>
+      <w:r>
+        <w:br/>
+        <w:t>A. Increase hepatic arterial flow</w:t>
+      </w:r>
+      <w:r>
+        <w:br/>
+        <w:t>B. Provide alternative venous return in case of portal vein obstruction[CORRECT]</w:t>
+      </w:r>
+      <w:r>
+        <w:br/>
+      </w:r>
+      <w:r>
         <w:lastRenderedPageBreak/>
-        <w:t>MCQ_START</w:t>
-      </w:r>
-    </w:p>
-    <w:p>
-      <w:r>
-        <w:t>Q1. Portocaval anastomosis refers to:</w:t>
+        <w:t>C. Enhance bile drainage</w:t>
+      </w:r>
+      <w:r>
+        <w:br/>
+        <w:t>D. Reduce systemic venous pressure</w:t>
+      </w:r>
+    </w:p>
+    <w:p>
+      <w:r>
+        <w:t>_____</w:t>
+      </w:r>
+    </w:p>
+    <w:p>
+      <w:r>
+        <w:t>Q3. Portal hypertension is defined when portal pressure exceeds:</w:t>
+      </w:r>
+      <w:r>
+        <w:br/>
+        <w:t>A. 4 mmHg</w:t>
+      </w:r>
+      <w:r>
+        <w:br/>
+        <w:t>B. 5 mmHg</w:t>
+      </w:r>
+      <w:r>
+        <w:br/>
+        <w:t>C. 6 mmHg[CORRECT]</w:t>
+      </w:r>
+      <w:r>
+        <w:br/>
+        <w:t>D. 12 mmHg</w:t>
+      </w:r>
+    </w:p>
+    <w:p>
+      <w:r>
+        <w:t>_____</w:t>
+      </w:r>
+    </w:p>
+    <w:p>
+      <w:r>
+        <w:t>Q4. An HVPG (hepatic venous pressure gradient) of ≥5 mmHg indicates:</w:t>
+      </w:r>
+      <w:r>
+        <w:br/>
+        <w:t>A. Normal portal pressure</w:t>
+      </w:r>
+      <w:r>
+        <w:br/>
+        <w:t>B. Clinically significant portal hypertension</w:t>
+      </w:r>
+      <w:r>
+        <w:br/>
+        <w:t>C. Portal hypertension[CORRECT]</w:t>
+      </w:r>
+      <w:r>
+        <w:br/>
+      </w:r>
+      <w:r>
+        <w:t>_____</w:t>
+      </w:r>
+    </w:p>
+    <w:p>
+      <w:r>
+        <w:t>Q5. Clinically significant portal hypertension is diagnosed when HVPG exceeds:</w:t>
+      </w:r>
+      <w:r>
+        <w:br/>
+        <w:t>A. 5 mmHg</w:t>
+      </w:r>
+      <w:r>
+        <w:br/>
+        <w:t>B. 6 mmHg</w:t>
+      </w:r>
+      <w:r>
+        <w:br/>
+        <w:t>C. 8 mmHg</w:t>
+      </w:r>
+      <w:r>
+        <w:br/>
+        <w:t>D. 10 mmHg[CORRECT]</w:t>
+      </w:r>
+    </w:p>
+    <w:p>
+      <w:r>
+        <w:t>_____</w:t>
+      </w:r>
+    </w:p>
+    <w:p>
+      <w:r>
+        <w:t>Q6. Variceal hemorrhage is likely to occur when portal pressure exceeds:</w:t>
+      </w:r>
+      <w:r>
+        <w:br/>
+        <w:t>A. 6 mmHg</w:t>
+      </w:r>
+      <w:r>
+        <w:br/>
+        <w:t>B. 8 mmHg</w:t>
+      </w:r>
+      <w:r>
+        <w:br/>
+        <w:t>C. 10 mmHg</w:t>
+      </w:r>
+      <w:r>
+        <w:br/>
+        <w:t>D. 12 mmHg[CORRECT]</w:t>
+      </w:r>
+    </w:p>
+    <w:p>
+      <w:r>
+        <w:t>_____</w:t>
+      </w:r>
+    </w:p>
+    <w:p>
+      <w:r>
+        <w:t>Q7. Wedged hepatic venous pressure (WHVP) is measured by:</w:t>
+      </w:r>
+      <w:r>
+        <w:br/>
+        <w:t>A. Cannulating the portal vein directly</w:t>
+      </w:r>
+      <w:r>
+        <w:br/>
+        <w:t>B. Wedging a catheter in a hepatic vein and measuring proximal static blood pressure[CORRECT]</w:t>
+      </w:r>
+      <w:r>
+        <w:br/>
+        <w:t>C. Measuring pressure in inferior vena cava</w:t>
+      </w:r>
+      <w:r>
+        <w:br/>
+        <w:t>D. Ultrasound Doppler of portal vein</w:t>
+      </w:r>
+    </w:p>
+    <w:p>
+      <w:r>
+        <w:t>_____</w:t>
+      </w:r>
+    </w:p>
+    <w:p>
+      <w:r>
+        <w:t>Q8. A common intrahepatic cause of portal hypertension is:</w:t>
+      </w:r>
+      <w:r>
+        <w:br/>
+        <w:t>A. Portal vein thrombosis</w:t>
+      </w:r>
+      <w:r>
+        <w:br/>
+        <w:t>B. Budd–Chiari syndrome</w:t>
+      </w:r>
+      <w:r>
+        <w:br/>
+      </w:r>
+      <w:r>
+        <w:lastRenderedPageBreak/>
+        <w:t>C. Liver cirrhosis[CORRECT]</w:t>
+      </w:r>
+      <w:r>
+        <w:br/>
+        <w:t>D. Inferior vena cava obstruction</w:t>
+      </w:r>
+    </w:p>
+    <w:p>
+      <w:r>
+        <w:t>_____</w:t>
+      </w:r>
+    </w:p>
+    <w:p>
+      <w:r>
+        <w:t>Q</w:t>
+      </w:r>
+      <w:r>
+        <w:t>9</w:t>
+      </w:r>
+      <w:r>
+        <w:t>. Portocaval anastomosis refers to:</w:t>
       </w:r>
       <w:r>
         <w:br/>
@@ -363,15 +521,7 @@
       </w:r>
       <w:r>
         <w:br/>
-        <w:t xml:space="preserve">C. Communication between portal venous system and systemic (somatic) </w:t>
-      </w:r>
-      <w:proofErr w:type="gramStart"/>
-      <w:r>
-        <w:t>veins[</w:t>
-      </w:r>
-      <w:proofErr w:type="gramEnd"/>
-      <w:r>
-        <w:t>CORRECT]</w:t>
+        <w:t>C. Communication between portal venous system and systemic (somatic) veins[CORRECT]</w:t>
       </w:r>
       <w:r>
         <w:br/>
@@ -380,14 +530,18 @@
     </w:p>
     <w:p>
       <w:r>
-        <w:pict w14:anchorId="7CB1C74D">
-          <v:rect id="_x0000_i1123" style="width:0;height:1.5pt" o:hralign="center" o:hrstd="t" o:hr="t" fillcolor="#a0a0a0" stroked="f"/>
-        </w:pict>
-      </w:r>
-    </w:p>
-    <w:p>
-      <w:r>
-        <w:t>Q2. The primary purpose of portocaval anastomoses is to:</w:t>
+        <w:t>_____</w:t>
+      </w:r>
+    </w:p>
+    <w:p>
+      <w:r>
+        <w:t>Q</w:t>
+      </w:r>
+      <w:r>
+        <w:t>10</w:t>
+      </w:r>
+      <w:r>
+        <w:t>. The primary purpose of portocaval anastomoses is to:</w:t>
       </w:r>
       <w:r>
         <w:br/>
@@ -395,15 +549,7 @@
       </w:r>
       <w:r>
         <w:br/>
-        <w:t xml:space="preserve">B. Provide alternative venous return in case of portal vein </w:t>
-      </w:r>
-      <w:proofErr w:type="gramStart"/>
-      <w:r>
-        <w:t>obstruction[</w:t>
-      </w:r>
-      <w:proofErr w:type="gramEnd"/>
-      <w:r>
-        <w:t>CORRECT]</w:t>
+        <w:t>B. Provide alternative venous return in case of portal vein obstruction[CORRECT]</w:t>
       </w:r>
       <w:r>
         <w:br/>
@@ -416,14 +562,18 @@
     </w:p>
     <w:p>
       <w:r>
-        <w:pict w14:anchorId="4B37BF98">
-          <v:rect id="_x0000_i1124" style="width:0;height:1.5pt" o:hralign="center" o:hrstd="t" o:hr="t" fillcolor="#a0a0a0" stroked="f"/>
-        </w:pict>
-      </w:r>
-    </w:p>
-    <w:p>
-      <w:r>
-        <w:t>Q3. Portal hypertension is defined when portal pressure exceeds:</w:t>
+        <w:t>_____</w:t>
+      </w:r>
+    </w:p>
+    <w:p>
+      <w:r>
+        <w:t>Q</w:t>
+      </w:r>
+      <w:r>
+        <w:t>11</w:t>
+      </w:r>
+      <w:r>
+        <w:t>. Portal hypertension is defined when portal pressure exceeds:</w:t>
       </w:r>
       <w:r>
         <w:br/>
@@ -435,15 +585,7 @@
       </w:r>
       <w:r>
         <w:br/>
-        <w:t xml:space="preserve">C. 6 </w:t>
-      </w:r>
-      <w:proofErr w:type="gramStart"/>
-      <w:r>
-        <w:t>mmHg[</w:t>
-      </w:r>
-      <w:proofErr w:type="gramEnd"/>
-      <w:r>
-        <w:t>CORRECT]</w:t>
+        <w:t>C. 6 mmHg[CORRECT]</w:t>
       </w:r>
       <w:r>
         <w:br/>
@@ -452,14 +594,18 @@
     </w:p>
     <w:p>
       <w:r>
-        <w:pict w14:anchorId="34BE1657">
-          <v:rect id="_x0000_i1125" style="width:0;height:1.5pt" o:hralign="center" o:hrstd="t" o:hr="t" fillcolor="#a0a0a0" stroked="f"/>
-        </w:pict>
-      </w:r>
-    </w:p>
-    <w:p>
-      <w:r>
-        <w:t>Q4. An HVPG (hepatic venous pressure gradient) of ≥5 mmHg indicates:</w:t>
+        <w:t>_____</w:t>
+      </w:r>
+    </w:p>
+    <w:p>
+      <w:r>
+        <w:t>Q</w:t>
+      </w:r>
+      <w:r>
+        <w:t>12</w:t>
+      </w:r>
+      <w:r>
+        <w:t>. An HVPG (hepatic venous pressure gradient) of ≥5 mmHg indicates:</w:t>
       </w:r>
       <w:r>
         <w:br/>
@@ -471,36 +617,27 @@
       </w:r>
       <w:r>
         <w:br/>
-        <w:t xml:space="preserve">C. Portal </w:t>
-      </w:r>
-      <w:proofErr w:type="gramStart"/>
-      <w:r>
-        <w:t>hypertension[</w:t>
-      </w:r>
-      <w:proofErr w:type="gramEnd"/>
-      <w:r>
-        <w:t>CORRECT]</w:t>
-      </w:r>
-      <w:r>
-        <w:br/>
-        <w:t xml:space="preserve">D. Impending variceal </w:t>
-      </w:r>
-      <w:proofErr w:type="spellStart"/>
-      <w:r>
-        <w:t>hemorrhage</w:t>
-      </w:r>
-      <w:proofErr w:type="spellEnd"/>
-    </w:p>
-    <w:p>
-      <w:r>
-        <w:pict w14:anchorId="7B6BE590">
-          <v:rect id="_x0000_i1126" style="width:0;height:1.5pt" o:hralign="center" o:hrstd="t" o:hr="t" fillcolor="#a0a0a0" stroked="f"/>
-        </w:pict>
-      </w:r>
-    </w:p>
-    <w:p>
-      <w:r>
-        <w:t>Q5. Clinically significant portal hypertension is diagnosed when HVPG exceeds:</w:t>
+        <w:t>C. Portal hypertension[CORRECT]</w:t>
+      </w:r>
+      <w:r>
+        <w:br/>
+        <w:t>D. Impending variceal hemorrhage</w:t>
+      </w:r>
+    </w:p>
+    <w:p>
+      <w:r>
+        <w:t>_____</w:t>
+      </w:r>
+    </w:p>
+    <w:p>
+      <w:r>
+        <w:t>Q</w:t>
+      </w:r>
+      <w:r>
+        <w:t>13</w:t>
+      </w:r>
+      <w:r>
+        <w:t>. Clinically significant portal hypertension is diagnosed when HVPG exceeds:</w:t>
       </w:r>
       <w:r>
         <w:br/>
@@ -516,267 +653,12 @@
       </w:r>
       <w:r>
         <w:br/>
-        <w:t xml:space="preserve">D. 10 </w:t>
-      </w:r>
-      <w:proofErr w:type="gramStart"/>
-      <w:r>
-        <w:t>mmHg[</w:t>
-      </w:r>
-      <w:proofErr w:type="gramEnd"/>
-      <w:r>
-        <w:t>CORRECT]</w:t>
-      </w:r>
-    </w:p>
-    <w:p>
-      <w:r>
-        <w:pict w14:anchorId="7552BCF8">
-          <v:rect id="_x0000_i1127" style="width:0;height:1.5pt" o:hralign="center" o:hrstd="t" o:hr="t" fillcolor="#a0a0a0" stroked="f"/>
-        </w:pict>
-      </w:r>
-    </w:p>
-    <w:p>
-      <w:r>
-        <w:t xml:space="preserve">Q6. Variceal </w:t>
-      </w:r>
-      <w:proofErr w:type="spellStart"/>
-      <w:r>
-        <w:t>hemorrhage</w:t>
-      </w:r>
-      <w:proofErr w:type="spellEnd"/>
-      <w:r>
-        <w:t xml:space="preserve"> is likely to occur when portal pressure exceeds:</w:t>
-      </w:r>
-      <w:r>
-        <w:br/>
-        <w:t>A. 6 mmHg</w:t>
-      </w:r>
-      <w:r>
-        <w:br/>
-        <w:t>B. 8 mmHg</w:t>
-      </w:r>
-      <w:r>
-        <w:br/>
-      </w:r>
-      <w:r>
-        <w:lastRenderedPageBreak/>
-        <w:t>C. 10 mmHg</w:t>
-      </w:r>
-      <w:r>
-        <w:br/>
-        <w:t xml:space="preserve">D. 12 </w:t>
-      </w:r>
-      <w:proofErr w:type="gramStart"/>
-      <w:r>
-        <w:t>mmHg[</w:t>
-      </w:r>
-      <w:proofErr w:type="gramEnd"/>
-      <w:r>
-        <w:t>CORRECT]</w:t>
-      </w:r>
-    </w:p>
-    <w:p>
-      <w:r>
-        <w:pict w14:anchorId="02287972">
-          <v:rect id="_x0000_i1128" style="width:0;height:1.5pt" o:hralign="center" o:hrstd="t" o:hr="t" fillcolor="#a0a0a0" stroked="f"/>
-        </w:pict>
-      </w:r>
-    </w:p>
-    <w:p>
-      <w:r>
-        <w:t>Q7. Wedged hepatic venous pressure (WHVP) is measured by:</w:t>
-      </w:r>
-      <w:r>
-        <w:br/>
-        <w:t>A. Cannulating the portal vein directly</w:t>
-      </w:r>
-      <w:r>
-        <w:br/>
-        <w:t xml:space="preserve">B. Wedging a catheter in a hepatic vein and measuring proximal static blood </w:t>
-      </w:r>
-      <w:proofErr w:type="gramStart"/>
-      <w:r>
-        <w:t>pressure[</w:t>
-      </w:r>
-      <w:proofErr w:type="gramEnd"/>
-      <w:r>
-        <w:t>CORRECT]</w:t>
-      </w:r>
-      <w:r>
-        <w:br/>
-        <w:t>C. Measuring pressure in inferior vena cava</w:t>
-      </w:r>
-      <w:r>
-        <w:br/>
-        <w:t>D. Ultrasound Doppler of portal vein</w:t>
-      </w:r>
-    </w:p>
-    <w:p>
-      <w:r>
-        <w:pict w14:anchorId="65C7CDEC">
-          <v:rect id="_x0000_i1129" style="width:0;height:1.5pt" o:hralign="center" o:hrstd="t" o:hr="t" fillcolor="#a0a0a0" stroked="f"/>
-        </w:pict>
-      </w:r>
-    </w:p>
-    <w:p>
-      <w:r>
-        <w:t>Q8. A common intrahepatic cause of portal hypertension is:</w:t>
-      </w:r>
-      <w:r>
-        <w:br/>
-        <w:t>A. Portal vein thrombosis</w:t>
-      </w:r>
-      <w:r>
-        <w:br/>
-        <w:t>B. Budd–Chiari syndrome</w:t>
-      </w:r>
-      <w:r>
-        <w:br/>
-        <w:t xml:space="preserve">C. Liver </w:t>
-      </w:r>
-      <w:proofErr w:type="gramStart"/>
-      <w:r>
-        <w:t>cirrhosis[</w:t>
-      </w:r>
-      <w:proofErr w:type="gramEnd"/>
-      <w:r>
-        <w:t>CORRECT]</w:t>
-      </w:r>
-      <w:r>
-        <w:br/>
-        <w:t>D. Inferior vena cava obstruction</w:t>
-      </w:r>
-    </w:p>
-    <w:p>
-      <w:r>
-        <w:pict w14:anchorId="3D33C9D4">
-          <v:rect id="_x0000_i1130" style="width:0;height:1.5pt" o:hralign="center" o:hrstd="t" o:hr="t" fillcolor="#a0a0a0" stroked="f"/>
-        </w:pict>
-      </w:r>
-    </w:p>
-    <w:p>
-      <w:r>
-        <w:t>Q</w:t>
-      </w:r>
-      <w:r>
-        <w:t>9</w:t>
-      </w:r>
-      <w:r>
-        <w:t>. Portocaval anastomosis refers to:</w:t>
-      </w:r>
-      <w:r>
-        <w:br/>
-        <w:t>A. Communication between hepatic veins and inferior vena cava</w:t>
-      </w:r>
-      <w:r>
-        <w:br/>
-        <w:t>B. Communication between portal vein and hepatic artery</w:t>
-      </w:r>
-      <w:r>
-        <w:br/>
-        <w:t xml:space="preserve">C. Communication between portal venous system and systemic (somatic) </w:t>
-      </w:r>
-      <w:proofErr w:type="gramStart"/>
-      <w:r>
-        <w:t>veins[</w:t>
-      </w:r>
-      <w:proofErr w:type="gramEnd"/>
-      <w:r>
-        <w:t>CORRECT]</w:t>
-      </w:r>
-      <w:r>
-        <w:br/>
-        <w:t>D. Union of splenic and superior mesenteric veins</w:t>
-      </w:r>
-    </w:p>
-    <w:p>
-      <w:r>
-        <w:pict w14:anchorId="6223FFEE">
-          <v:rect id="_x0000_i1187" style="width:0;height:1.5pt" o:hralign="center" o:hrstd="t" o:hr="t" fillcolor="#a0a0a0" stroked="f"/>
-        </w:pict>
-      </w:r>
-    </w:p>
-    <w:p>
-      <w:r>
-        <w:t>Q</w:t>
-      </w:r>
-      <w:r>
-        <w:t>10</w:t>
-      </w:r>
-      <w:r>
-        <w:t>. The primary purpose of portocaval anastomoses is to:</w:t>
-      </w:r>
-      <w:r>
-        <w:br/>
-        <w:t>A. Increase hepatic arterial flow</w:t>
-      </w:r>
-      <w:r>
-        <w:br/>
-        <w:t xml:space="preserve">B. Provide alternative venous return in case of portal vein </w:t>
-      </w:r>
-      <w:proofErr w:type="gramStart"/>
-      <w:r>
-        <w:t>obstruction[</w:t>
-      </w:r>
-      <w:proofErr w:type="gramEnd"/>
-      <w:r>
-        <w:t>CORRECT]</w:t>
-      </w:r>
-      <w:r>
-        <w:br/>
-        <w:t>C. Enhance bile drainage</w:t>
-      </w:r>
-      <w:r>
-        <w:br/>
-        <w:t>D. Reduce systemic venous pressure</w:t>
-      </w:r>
-    </w:p>
-    <w:p>
-      <w:r>
-        <w:pict w14:anchorId="1A1E2A99">
-          <v:rect id="_x0000_i1188" style="width:0;height:1.5pt" o:hralign="center" o:hrstd="t" o:hr="t" fillcolor="#a0a0a0" stroked="f"/>
-        </w:pict>
-      </w:r>
-    </w:p>
-    <w:p>
-      <w:r>
-        <w:t>Q</w:t>
-      </w:r>
-      <w:r>
-        <w:t>11</w:t>
-      </w:r>
-      <w:r>
-        <w:t>. Portal hypertension is defined when portal pressure exceeds:</w:t>
-      </w:r>
-      <w:r>
-        <w:br/>
-        <w:t>A. 4 mmHg</w:t>
-      </w:r>
-      <w:r>
-        <w:br/>
-        <w:t>B. 5 mmHg</w:t>
-      </w:r>
-      <w:r>
-        <w:br/>
-        <w:t xml:space="preserve">C. 6 </w:t>
-      </w:r>
-      <w:proofErr w:type="gramStart"/>
-      <w:r>
-        <w:t>mmHg[</w:t>
-      </w:r>
-      <w:proofErr w:type="gramEnd"/>
-      <w:r>
-        <w:t>CORRECT]</w:t>
-      </w:r>
-      <w:r>
-        <w:br/>
-        <w:t>D. 12 mmHg</w:t>
-      </w:r>
-    </w:p>
-    <w:p>
-      <w:r>
-        <w:pict w14:anchorId="125500F5">
-          <v:rect id="_x0000_i1189" style="width:0;height:1.5pt" o:hralign="center" o:hrstd="t" o:hr="t" fillcolor="#a0a0a0" stroked="f"/>
-        </w:pict>
+        <w:t>D. 10 mmHg[CORRECT]</w:t>
+      </w:r>
+    </w:p>
+    <w:p>
+      <w:r>
+        <w:t>_____</w:t>
       </w:r>
     </w:p>
     <w:p>
@@ -785,46 +667,31 @@
         <w:t>Q</w:t>
       </w:r>
       <w:r>
-        <w:t>12</w:t>
-      </w:r>
-      <w:r>
-        <w:t>. An HVPG (hepatic venous pressure gradient) of ≥5 mmHg indicates:</w:t>
-      </w:r>
-      <w:r>
-        <w:br/>
-        <w:t>A. Normal portal pressure</w:t>
-      </w:r>
-      <w:r>
-        <w:br/>
-        <w:t>B. Clinically significant portal hypertension</w:t>
-      </w:r>
-      <w:r>
-        <w:br/>
-        <w:t xml:space="preserve">C. Portal </w:t>
-      </w:r>
-      <w:proofErr w:type="gramStart"/>
-      <w:r>
-        <w:t>hypertension[</w:t>
-      </w:r>
-      <w:proofErr w:type="gramEnd"/>
-      <w:r>
-        <w:t>CORRECT]</w:t>
-      </w:r>
-      <w:r>
-        <w:br/>
-        <w:t xml:space="preserve">D. Impending variceal </w:t>
-      </w:r>
-      <w:proofErr w:type="spellStart"/>
-      <w:r>
-        <w:t>hemorrhage</w:t>
-      </w:r>
-      <w:proofErr w:type="spellEnd"/>
-    </w:p>
-    <w:p>
-      <w:r>
-        <w:pict w14:anchorId="62127485">
-          <v:rect id="_x0000_i1190" style="width:0;height:1.5pt" o:hralign="center" o:hrstd="t" o:hr="t" fillcolor="#a0a0a0" stroked="f"/>
-        </w:pict>
+        <w:t>14</w:t>
+      </w:r>
+      <w:r>
+        <w:t>. Variceal hemorrhage is likely to occur when portal pressure exceeds:</w:t>
+      </w:r>
+      <w:r>
+        <w:br/>
+        <w:t>A. 6 mmHg</w:t>
+      </w:r>
+      <w:r>
+        <w:br/>
+        <w:t>B. 8 mmHg</w:t>
+      </w:r>
+      <w:r>
+        <w:br/>
+        <w:t>C. 10 mmHg</w:t>
+      </w:r>
+      <w:r>
+        <w:br/>
+        <w:t>D. 12 mmHg[CORRECT]</w:t>
+      </w:r>
+    </w:p>
+    <w:p>
+      <w:r>
+        <w:t>_____</w:t>
       </w:r>
     </w:p>
     <w:p>
@@ -832,41 +699,31 @@
         <w:t>Q</w:t>
       </w:r>
       <w:r>
-        <w:t>13</w:t>
-      </w:r>
-      <w:r>
-        <w:t>. Clinically significant portal hypertension is diagnosed when HVPG exceeds:</w:t>
-      </w:r>
-      <w:r>
-        <w:br/>
-        <w:t>A. 5 mmHg</w:t>
-      </w:r>
-      <w:r>
-        <w:br/>
-        <w:t>B. 6 mmHg</w:t>
-      </w:r>
-      <w:r>
-        <w:br/>
-        <w:t>C. 8 mmHg</w:t>
-      </w:r>
-      <w:r>
-        <w:br/>
-        <w:t xml:space="preserve">D. 10 </w:t>
-      </w:r>
-      <w:proofErr w:type="gramStart"/>
-      <w:r>
-        <w:t>mmHg[</w:t>
-      </w:r>
-      <w:proofErr w:type="gramEnd"/>
-      <w:r>
-        <w:t>CORRECT]</w:t>
-      </w:r>
-    </w:p>
-    <w:p>
-      <w:r>
-        <w:pict w14:anchorId="790CF106">
-          <v:rect id="_x0000_i1191" style="width:0;height:1.5pt" o:hralign="center" o:hrstd="t" o:hr="t" fillcolor="#a0a0a0" stroked="f"/>
-        </w:pict>
+        <w:t>15</w:t>
+      </w:r>
+      <w:r>
+        <w:t>. Wedged hepatic venous pressure (WHVP) is measured by:</w:t>
+      </w:r>
+      <w:r>
+        <w:br/>
+        <w:t>A. Cannulating the portal vein directly</w:t>
+      </w:r>
+      <w:r>
+        <w:br/>
+        <w:t>B. Wedging a catheter in a hepatic vein and measuring proximal static blood pressure[CORRECT]</w:t>
+      </w:r>
+      <w:r>
+        <w:br/>
+        <w:t>C. Measuring pressure in inferior vena cava</w:t>
+      </w:r>
+      <w:r>
+        <w:br/>
+        <w:t>D. Ultrasound Doppler of portal vein</w:t>
+      </w:r>
+    </w:p>
+    <w:p>
+      <w:r>
+        <w:t>_____</w:t>
       </w:r>
     </w:p>
     <w:p>
@@ -874,98 +731,6 @@
         <w:t>Q</w:t>
       </w:r>
       <w:r>
-        <w:t>14</w:t>
-      </w:r>
-      <w:r>
-        <w:t xml:space="preserve">. Variceal </w:t>
-      </w:r>
-      <w:proofErr w:type="spellStart"/>
-      <w:r>
-        <w:t>hemorrhage</w:t>
-      </w:r>
-      <w:proofErr w:type="spellEnd"/>
-      <w:r>
-        <w:t xml:space="preserve"> is likely to occur when portal pressure exceeds:</w:t>
-      </w:r>
-      <w:r>
-        <w:br/>
-        <w:t>A. 6 mmHg</w:t>
-      </w:r>
-      <w:r>
-        <w:br/>
-        <w:t>B. 8 mmHg</w:t>
-      </w:r>
-      <w:r>
-        <w:br/>
-        <w:t>C. 10 mmHg</w:t>
-      </w:r>
-      <w:r>
-        <w:br/>
-        <w:t xml:space="preserve">D. 12 </w:t>
-      </w:r>
-      <w:proofErr w:type="gramStart"/>
-      <w:r>
-        <w:t>mmHg[</w:t>
-      </w:r>
-      <w:proofErr w:type="gramEnd"/>
-      <w:r>
-        <w:t>CORRECT]</w:t>
-      </w:r>
-    </w:p>
-    <w:p>
-      <w:r>
-        <w:pict w14:anchorId="008763CD">
-          <v:rect id="_x0000_i1192" style="width:0;height:1.5pt" o:hralign="center" o:hrstd="t" o:hr="t" fillcolor="#a0a0a0" stroked="f"/>
-        </w:pict>
-      </w:r>
-    </w:p>
-    <w:p>
-      <w:r>
-        <w:t>Q</w:t>
-      </w:r>
-      <w:r>
-        <w:t>15</w:t>
-      </w:r>
-      <w:r>
-        <w:t>. Wedged hepatic venous pressure (WHVP) is measured by:</w:t>
-      </w:r>
-      <w:r>
-        <w:br/>
-        <w:t>A. Cannulating the portal vein directly</w:t>
-      </w:r>
-      <w:r>
-        <w:br/>
-        <w:t xml:space="preserve">B. Wedging a catheter in a hepatic vein and measuring proximal static blood </w:t>
-      </w:r>
-      <w:proofErr w:type="gramStart"/>
-      <w:r>
-        <w:t>pressure[</w:t>
-      </w:r>
-      <w:proofErr w:type="gramEnd"/>
-      <w:r>
-        <w:t>CORRECT]</w:t>
-      </w:r>
-      <w:r>
-        <w:br/>
-        <w:t>C. Measuring pressure in inferior vena cava</w:t>
-      </w:r>
-      <w:r>
-        <w:br/>
-        <w:t>D. Ultrasound Doppler of portal vein</w:t>
-      </w:r>
-    </w:p>
-    <w:p>
-      <w:r>
-        <w:pict w14:anchorId="650C633F">
-          <v:rect id="_x0000_i1193" style="width:0;height:1.5pt" o:hralign="center" o:hrstd="t" o:hr="t" fillcolor="#a0a0a0" stroked="f"/>
-        </w:pict>
-      </w:r>
-    </w:p>
-    <w:p>
-      <w:r>
-        <w:t>Q</w:t>
-      </w:r>
-      <w:r>
         <w:t>16</w:t>
       </w:r>
       <w:r>
@@ -981,15 +746,7 @@
       </w:r>
       <w:r>
         <w:br/>
-        <w:t xml:space="preserve">C. Liver </w:t>
-      </w:r>
-      <w:proofErr w:type="gramStart"/>
-      <w:r>
-        <w:t>cirrhosis[</w:t>
-      </w:r>
-      <w:proofErr w:type="gramEnd"/>
-      <w:r>
-        <w:t>CORRECT]</w:t>
+        <w:t>C. Liver cirrhosis[CORRECT]</w:t>
       </w:r>
       <w:r>
         <w:br/>
@@ -998,22 +755,16 @@
     </w:p>
     <w:p>
       <w:r>
-        <w:pict w14:anchorId="2748556F">
-          <v:rect id="_x0000_i1194" style="width:0;height:1.5pt" o:hralign="center" o:hrstd="t" o:hr="t" fillcolor="#a0a0a0" stroked="f"/>
-        </w:pict>
-      </w:r>
-    </w:p>
-    <w:p>
-      <w:r>
-        <w:rPr>
-          <w:b/>
-          <w:bCs/>
-          <w:i/>
-          <w:iCs/>
-        </w:rPr>
+        <w:t>_____</w:t>
+      </w:r>
+      <w:r>
         <w:t>MCQ_END</w:t>
       </w:r>
-    </w:p>
+      <w:r>
+        <w:t>_____</w:t>
+      </w:r>
+    </w:p>
+    <w:p/>
     <w:p/>
     <w:sectPr>
       <w:pgSz w:w="11906" w:h="16838"/>
@@ -1784,6 +1535,7 @@
   <w:style w:type="character" w:default="1" w:styleId="DefaultParagraphFont">
     <w:name w:val="Default Paragraph Font"/>
     <w:uiPriority w:val="1"/>
+    <w:semiHidden/>
     <w:unhideWhenUsed/>
   </w:style>
   <w:style w:type="table" w:default="1" w:styleId="TableNormal">
